--- a/src/lib/contracts/template-premium-en.docx
+++ b/src/lib/contracts/template-premium-en.docx
@@ -12,12 +12,12 @@
           <wp:inline distB="114300" distT="114300" distL="114300" distR="114300">
             <wp:extent cx="5731200" cy="5232400"/>
             <wp:effectExtent b="0" l="0" r="0" t="0"/>
-            <wp:docPr id="5" name="image1.png"/>
+            <wp:docPr id="5" name="image5.png"/>
             <a:graphic>
               <a:graphicData uri="http://schemas.openxmlformats.org/drawingml/2006/picture">
                 <pic:pic>
                   <pic:nvPicPr>
-                    <pic:cNvPr id="0" name="image1.png"/>
+                    <pic:cNvPr id="0" name="image5.png"/>
                     <pic:cNvPicPr preferRelativeResize="0"/>
                   </pic:nvPicPr>
                   <pic:blipFill>
@@ -60,12 +60,12 @@
           <wp:inline distB="114300" distT="114300" distL="114300" distR="114300">
             <wp:extent cx="5731200" cy="5270500"/>
             <wp:effectExtent b="0" l="0" r="0" t="0"/>
-            <wp:docPr id="3" name="image5.png"/>
+            <wp:docPr id="3" name="image1.png"/>
             <a:graphic>
               <a:graphicData uri="http://schemas.openxmlformats.org/drawingml/2006/picture">
                 <pic:pic>
                   <pic:nvPicPr>
-                    <pic:cNvPr id="0" name="image5.png"/>
+                    <pic:cNvPr id="0" name="image1.png"/>
                     <pic:cNvPicPr preferRelativeResize="0"/>
                   </pic:nvPicPr>
                   <pic:blipFill>
@@ -558,12 +558,12 @@
           <wp:inline distB="114300" distT="114300" distL="114300" distR="114300">
             <wp:extent cx="5731200" cy="9004300"/>
             <wp:effectExtent b="0" l="0" r="0" t="0"/>
-            <wp:docPr id="1" name="image3.png"/>
+            <wp:docPr id="1" name="image4.png"/>
             <a:graphic>
               <a:graphicData uri="http://schemas.openxmlformats.org/drawingml/2006/picture">
                 <pic:pic>
                   <pic:nvPicPr>
-                    <pic:cNvPr id="0" name="image3.png"/>
+                    <pic:cNvPr id="0" name="image4.png"/>
                     <pic:cNvPicPr preferRelativeResize="0"/>
                   </pic:nvPicPr>
                   <pic:blipFill>
@@ -603,12 +603,12 @@
           <wp:inline distB="114300" distT="114300" distL="114300" distR="114300">
             <wp:extent cx="5731200" cy="7645400"/>
             <wp:effectExtent b="0" l="0" r="0" t="0"/>
-            <wp:docPr id="6" name="image4.png"/>
+            <wp:docPr id="6" name="image3.png"/>
             <a:graphic>
               <a:graphicData uri="http://schemas.openxmlformats.org/drawingml/2006/picture">
                 <pic:pic>
                   <pic:nvPicPr>
-                    <pic:cNvPr id="0" name="image4.png"/>
+                    <pic:cNvPr id="0" name="image3.png"/>
                     <pic:cNvPicPr preferRelativeResize="0"/>
                   </pic:nvPicPr>
                   <pic:blipFill>
@@ -979,15 +979,20 @@
           <w:szCs w:val="26"/>
           <w:rtl w:val="0"/>
         </w:rPr>
-        <w:t xml:space="preserve">Cardholder Signature:</w:t>
-      </w:r>
-      <w:r>
-        <w:rPr>
-          <w:sz w:val="26"/>
-          <w:szCs w:val="26"/>
-          <w:rtl w:val="0"/>
-        </w:rPr>
-        <w:t xml:space="preserve">__________________</w:t>
+        <w:t xml:space="preserve">Cardholder Signature:     </w:t>
+      </w:r>
+      <w:r>
+        <w:rPr>
+          <w:sz w:val="26"/>
+          <w:szCs w:val="26"/>
+          <w:rtl w:val="0"/>
+        </w:rPr>
+        <w:t xml:space="preserve">{%signature_client}</w:t>
+      </w:r>
+      <w:r>
+        <w:rPr>
+          <w:rtl w:val="0"/>
+        </w:rPr>
       </w:r>
     </w:p>
     <w:p>
@@ -1119,15 +1124,20 @@
           <w:szCs w:val="26"/>
           <w:rtl w:val="0"/>
         </w:rPr>
-        <w:t xml:space="preserve">Client Signature:</w:t>
-      </w:r>
-      <w:r>
-        <w:rPr>
-          <w:sz w:val="26"/>
-          <w:szCs w:val="26"/>
-          <w:rtl w:val="0"/>
-        </w:rPr>
-        <w:t xml:space="preserve">__________________</w:t>
+        <w:t xml:space="preserve">Client Signature:         </w:t>
+      </w:r>
+      <w:r>
+        <w:rPr>
+          <w:sz w:val="26"/>
+          <w:szCs w:val="26"/>
+          <w:rtl w:val="0"/>
+        </w:rPr>
+        <w:t xml:space="preserve">{%signature_client}</w:t>
+      </w:r>
+      <w:r>
+        <w:rPr>
+          <w:rtl w:val="0"/>
+        </w:rPr>
       </w:r>
     </w:p>
     <w:p>
@@ -1201,15 +1211,20 @@
           <w:szCs w:val="26"/>
           <w:rtl w:val="0"/>
         </w:rPr>
-        <w:t xml:space="preserve">VM Integral Massage Representative:</w:t>
-      </w:r>
-      <w:r>
-        <w:rPr>
-          <w:sz w:val="26"/>
-          <w:szCs w:val="26"/>
-          <w:rtl w:val="0"/>
-        </w:rPr>
-        <w:t xml:space="preserve">__________________</w:t>
+        <w:t xml:space="preserve">VM Integral Massage Representative:        </w:t>
+      </w:r>
+      <w:r>
+        <w:rPr>
+          <w:sz w:val="26"/>
+          <w:szCs w:val="26"/>
+          <w:rtl w:val="0"/>
+        </w:rPr>
+        <w:t xml:space="preserve">{%signature_rep}</w:t>
+      </w:r>
+      <w:r>
+        <w:rPr>
+          <w:rtl w:val="0"/>
+        </w:rPr>
       </w:r>
     </w:p>
     <w:p>

--- a/src/lib/contracts/template-premium-en.docx
+++ b/src/lib/contracts/template-premium-en.docx
@@ -12,12 +12,12 @@
           <wp:inline distB="114300" distT="114300" distL="114300" distR="114300">
             <wp:extent cx="5731200" cy="5232400"/>
             <wp:effectExtent b="0" l="0" r="0" t="0"/>
-            <wp:docPr id="5" name="image5.png"/>
+            <wp:docPr id="5" name="image1.png"/>
             <a:graphic>
               <a:graphicData uri="http://schemas.openxmlformats.org/drawingml/2006/picture">
                 <pic:pic>
                   <pic:nvPicPr>
-                    <pic:cNvPr id="0" name="image5.png"/>
+                    <pic:cNvPr id="0" name="image1.png"/>
                     <pic:cNvPicPr preferRelativeResize="0"/>
                   </pic:nvPicPr>
                   <pic:blipFill>
@@ -60,12 +60,12 @@
           <wp:inline distB="114300" distT="114300" distL="114300" distR="114300">
             <wp:extent cx="5731200" cy="5270500"/>
             <wp:effectExtent b="0" l="0" r="0" t="0"/>
-            <wp:docPr id="3" name="image1.png"/>
+            <wp:docPr id="3" name="image6.png"/>
             <a:graphic>
               <a:graphicData uri="http://schemas.openxmlformats.org/drawingml/2006/picture">
                 <pic:pic>
                   <pic:nvPicPr>
-                    <pic:cNvPr id="0" name="image1.png"/>
+                    <pic:cNvPr id="0" name="image6.png"/>
                     <pic:cNvPicPr preferRelativeResize="0"/>
                   </pic:nvPicPr>
                   <pic:blipFill>
@@ -108,12 +108,12 @@
           <wp:inline distB="114300" distT="114300" distL="114300" distR="114300">
             <wp:extent cx="5734050" cy="2632075"/>
             <wp:effectExtent b="0" l="0" r="0" t="0"/>
-            <wp:docPr id="2" name="image2.png"/>
+            <wp:docPr id="2" name="image3.png"/>
             <a:graphic>
               <a:graphicData uri="http://schemas.openxmlformats.org/drawingml/2006/picture">
                 <pic:pic>
                   <pic:nvPicPr>
-                    <pic:cNvPr id="0" name="image2.png"/>
+                    <pic:cNvPr id="0" name="image3.png"/>
                     <pic:cNvPicPr preferRelativeResize="0"/>
                   </pic:nvPicPr>
                   <pic:blipFill>
@@ -558,12 +558,12 @@
           <wp:inline distB="114300" distT="114300" distL="114300" distR="114300">
             <wp:extent cx="5731200" cy="9004300"/>
             <wp:effectExtent b="0" l="0" r="0" t="0"/>
-            <wp:docPr id="1" name="image4.png"/>
+            <wp:docPr id="1" name="image5.png"/>
             <a:graphic>
               <a:graphicData uri="http://schemas.openxmlformats.org/drawingml/2006/picture">
                 <pic:pic>
                   <pic:nvPicPr>
-                    <pic:cNvPr id="0" name="image4.png"/>
+                    <pic:cNvPr id="0" name="image5.png"/>
                     <pic:cNvPicPr preferRelativeResize="0"/>
                   </pic:nvPicPr>
                   <pic:blipFill>
@@ -603,12 +603,12 @@
           <wp:inline distB="114300" distT="114300" distL="114300" distR="114300">
             <wp:extent cx="5731200" cy="7645400"/>
             <wp:effectExtent b="0" l="0" r="0" t="0"/>
-            <wp:docPr id="6" name="image3.png"/>
+            <wp:docPr id="6" name="image2.png"/>
             <a:graphic>
               <a:graphicData uri="http://schemas.openxmlformats.org/drawingml/2006/picture">
                 <pic:pic>
                   <pic:nvPicPr>
-                    <pic:cNvPr id="0" name="image3.png"/>
+                    <pic:cNvPr id="0" name="image2.png"/>
                     <pic:cNvPicPr preferRelativeResize="0"/>
                   </pic:nvPicPr>
                   <pic:blipFill>
@@ -652,12 +652,12 @@
           <wp:inline distB="114300" distT="114300" distL="114300" distR="114300">
             <wp:extent cx="930275" cy="945728"/>
             <wp:effectExtent b="0" l="0" r="0" t="0"/>
-            <wp:docPr id="4" name="image6.png"/>
+            <wp:docPr id="4" name="image4.png"/>
             <a:graphic>
               <a:graphicData uri="http://schemas.openxmlformats.org/drawingml/2006/picture">
                 <pic:pic>
                   <pic:nvPicPr>
-                    <pic:cNvPr id="0" name="image6.png"/>
+                    <pic:cNvPr id="0" name="image4.png"/>
                     <pic:cNvPicPr preferRelativeResize="0"/>
                   </pic:nvPicPr>
                   <pic:blipFill>
@@ -979,15 +979,15 @@
           <w:szCs w:val="26"/>
           <w:rtl w:val="0"/>
         </w:rPr>
-        <w:t xml:space="preserve">Cardholder Signature:     </w:t>
-      </w:r>
-      <w:r>
-        <w:rPr>
-          <w:sz w:val="26"/>
-          <w:szCs w:val="26"/>
-          <w:rtl w:val="0"/>
-        </w:rPr>
-        <w:t xml:space="preserve">{%signature_client}</w:t>
+        <w:t xml:space="preserve">Cardholder Signature:           </w:t>
+      </w:r>
+      <w:r>
+        <w:rPr>
+          <w:sz w:val="26"/>
+          <w:szCs w:val="26"/>
+          <w:rtl w:val="0"/>
+        </w:rPr>
+        <w:t xml:space="preserve">{{%signature_client}}</w:t>
       </w:r>
       <w:r>
         <w:rPr>
@@ -1124,15 +1124,15 @@
           <w:szCs w:val="26"/>
           <w:rtl w:val="0"/>
         </w:rPr>
-        <w:t xml:space="preserve">Client Signature:         </w:t>
-      </w:r>
-      <w:r>
-        <w:rPr>
-          <w:sz w:val="26"/>
-          <w:szCs w:val="26"/>
-          <w:rtl w:val="0"/>
-        </w:rPr>
-        <w:t xml:space="preserve">{%signature_client}</w:t>
+        <w:t xml:space="preserve">Client Signature:            </w:t>
+      </w:r>
+      <w:r>
+        <w:rPr>
+          <w:sz w:val="26"/>
+          <w:szCs w:val="26"/>
+          <w:rtl w:val="0"/>
+        </w:rPr>
+        <w:t xml:space="preserve">{{%signature_client}}</w:t>
       </w:r>
       <w:r>
         <w:rPr>
@@ -1219,7 +1219,7 @@
           <w:szCs w:val="26"/>
           <w:rtl w:val="0"/>
         </w:rPr>
-        <w:t xml:space="preserve">{%signature_rep}</w:t>
+        <w:t xml:space="preserve">{{%signature_rep}}</w:t>
       </w:r>
       <w:r>
         <w:rPr>
